--- a/downloads/teacher/04 Units/Unit 05 - Apparel and Textile Production and Design - Make It, Mend It, Wear It/Lesson 05.13 - Cost Per Wear and Quality Checks.docx
+++ b/downloads/teacher/04 Units/Unit 05 - Apparel and Textile Production and Design - Make It, Mend It, Wear It/Lesson 05.13 - Cost Per Wear and Quality Checks.docx
@@ -292,23 +292,41 @@
       <w:r>
         <w:t xml:space="preserve">By the end of this lesson, students will be able to:</w:t>
       </w:r>
-      <w:r>
-        <w:t xml:space="preserve"> </w:t>
-      </w:r>
-      <w:r>
-        <w:t xml:space="preserve">1. (Low) Given a price and a number of wears, compute cost per wear by division and state the unit as dollars per wear.</w:t>
-      </w:r>
-      <w:r>
-        <w:t xml:space="preserve"> </w:t>
-      </w:r>
-      <w:r>
-        <w:t xml:space="preserve">2. (Mid) Given four garments in hand, apply a five-point quality inspection (fiber content, seam type, stitches per inch, reinforcement at stress points, buttons and closures) and rank the four from most likely to last to least likely, with a reason for each rank.</w:t>
-      </w:r>
-      <w:r>
-        <w:t xml:space="preserve"> </w:t>
-      </w:r>
-      <w:r>
-        <w:t xml:space="preserve">3. (High) Given two garments at different prices, evaluate which is the better buy for a named person and justify the answer with cost per wear and at least two quality findings.</w:t>
+    </w:p>
+    <w:p>
+      <w:pPr>
+        <w:numPr>
+          <w:ilvl w:val="0"/>
+          <w:numId w:val="1002"/>
+        </w:numPr>
+        <w:pStyle w:val="Compact"/>
+      </w:pPr>
+      <w:r>
+        <w:t xml:space="preserve">(Low) Given a price and a number of wears, compute cost per wear by division and state the unit as dollars per wear.</w:t>
+      </w:r>
+    </w:p>
+    <w:p>
+      <w:pPr>
+        <w:numPr>
+          <w:ilvl w:val="0"/>
+          <w:numId w:val="1002"/>
+        </w:numPr>
+        <w:pStyle w:val="Compact"/>
+      </w:pPr>
+      <w:r>
+        <w:t xml:space="preserve">(Mid) Given four garments in hand, apply a five-point quality inspection (fiber content, seam type, stitches per inch, reinforcement at stress points, buttons and closures) and rank the four from most likely to last to least likely, with a reason for each rank.</w:t>
+      </w:r>
+    </w:p>
+    <w:p>
+      <w:pPr>
+        <w:numPr>
+          <w:ilvl w:val="0"/>
+          <w:numId w:val="1002"/>
+        </w:numPr>
+        <w:pStyle w:val="Compact"/>
+      </w:pPr>
+      <w:r>
+        <w:t xml:space="preserve">(High) Given two garments at different prices, evaluate which is the better buy for a named person and justify the answer with cost per wear and at least two quality findings.</w:t>
       </w:r>
     </w:p>
     <w:p>
@@ -364,7 +382,7 @@
       <w:pPr>
         <w:numPr>
           <w:ilvl w:val="0"/>
-          <w:numId w:val="1002"/>
+          <w:numId w:val="1003"/>
         </w:numPr>
         <w:pStyle w:val="Compact"/>
       </w:pPr>
@@ -385,7 +403,7 @@
       <w:pPr>
         <w:numPr>
           <w:ilvl w:val="0"/>
-          <w:numId w:val="1002"/>
+          <w:numId w:val="1003"/>
         </w:numPr>
         <w:pStyle w:val="Compact"/>
       </w:pPr>
@@ -397,7 +415,7 @@
       <w:pPr>
         <w:numPr>
           <w:ilvl w:val="0"/>
-          <w:numId w:val="1002"/>
+          <w:numId w:val="1003"/>
         </w:numPr>
         <w:pStyle w:val="Compact"/>
       </w:pPr>
@@ -415,7 +433,7 @@
       <w:pPr>
         <w:numPr>
           <w:ilvl w:val="0"/>
-          <w:numId w:val="1002"/>
+          <w:numId w:val="1003"/>
         </w:numPr>
         <w:pStyle w:val="Compact"/>
       </w:pPr>
@@ -427,7 +445,7 @@
       <w:pPr>
         <w:numPr>
           <w:ilvl w:val="0"/>
-          <w:numId w:val="1002"/>
+          <w:numId w:val="1003"/>
         </w:numPr>
         <w:pStyle w:val="Compact"/>
       </w:pPr>
@@ -448,7 +466,7 @@
       <w:pPr>
         <w:numPr>
           <w:ilvl w:val="0"/>
-          <w:numId w:val="1002"/>
+          <w:numId w:val="1003"/>
         </w:numPr>
         <w:pStyle w:val="Compact"/>
       </w:pPr>
@@ -460,7 +478,7 @@
       <w:pPr>
         <w:numPr>
           <w:ilvl w:val="0"/>
-          <w:numId w:val="1002"/>
+          <w:numId w:val="1003"/>
         </w:numPr>
         <w:pStyle w:val="Compact"/>
       </w:pPr>
@@ -954,29 +972,175 @@
       <w:r>
         <w:t xml:space="preserve">Monitor understanding:</w:t>
       </w:r>
-      <w:r>
-        <w:t xml:space="preserve"> </w:t>
-      </w:r>
-      <w:r>
-        <w:t xml:space="preserve">- Which number goes on top, the price or the wears? Say the division out loud.</w:t>
-      </w:r>
-      <w:r>
-        <w:t xml:space="preserve"> </w:t>
-      </w:r>
-      <w:r>
-        <w:t xml:space="preserve">- What is the unit on your answer?</w:t>
-      </w:r>
-      <w:r>
-        <w:t xml:space="preserve"> </w:t>
-      </w:r>
-      <w:r>
-        <w:t xml:space="preserve">- Put your finger on a stress point on garment 3. Is it reinforced?</w:t>
-      </w:r>
-      <w:r>
-        <w:t xml:space="preserve"> </w:t>
-      </w:r>
-      <w:r>
-        <w:t xml:space="preserve">- How many stitches in one inch? Where did you put the ruler?</w:t>
+    </w:p>
+    <w:p>
+      <w:pPr>
+        <w:numPr>
+          <w:ilvl w:val="0"/>
+          <w:numId w:val="1004"/>
+        </w:numPr>
+        <w:pStyle w:val="Compact"/>
+      </w:pPr>
+      <w:r>
+        <w:t xml:space="preserve">Which number goes on top, the price or the wears? Say the division out loud.</w:t>
+      </w:r>
+    </w:p>
+    <w:p>
+      <w:pPr>
+        <w:numPr>
+          <w:ilvl w:val="0"/>
+          <w:numId w:val="1004"/>
+        </w:numPr>
+        <w:pStyle w:val="Compact"/>
+      </w:pPr>
+      <w:r>
+        <w:t xml:space="preserve">What is the unit on your answer?</w:t>
+      </w:r>
+    </w:p>
+    <w:p>
+      <w:pPr>
+        <w:numPr>
+          <w:ilvl w:val="0"/>
+          <w:numId w:val="1004"/>
+        </w:numPr>
+        <w:pStyle w:val="Compact"/>
+      </w:pPr>
+      <w:r>
+        <w:t xml:space="preserve">Put your finger on a stress point on garment 3. Is it reinforced?</w:t>
+      </w:r>
+    </w:p>
+    <w:p>
+      <w:pPr>
+        <w:numPr>
+          <w:ilvl w:val="0"/>
+          <w:numId w:val="1004"/>
+        </w:numPr>
+        <w:pStyle w:val="Compact"/>
+      </w:pPr>
+      <w:r>
+        <w:t xml:space="preserve">How many stitches in one inch? Where did you put the ruler?</w:t>
+      </w:r>
+    </w:p>
+    <w:p>
+      <w:pPr>
+        <w:pStyle w:val="FirstParagraph"/>
+      </w:pPr>
+      <w:r>
+        <w:t xml:space="preserve">Deepen learning (why and how, tied to their lives):</w:t>
+      </w:r>
+    </w:p>
+    <w:p>
+      <w:pPr>
+        <w:numPr>
+          <w:ilvl w:val="0"/>
+          <w:numId w:val="1005"/>
+        </w:numPr>
+        <w:pStyle w:val="Compact"/>
+      </w:pPr>
+      <w:r>
+        <w:t xml:space="preserve">A $90 coat at $0.50 per wear or a $30 coat at $0.50 per wear. Same cost per wear. Which do you buy, and what else are you deciding about?</w:t>
+      </w:r>
+    </w:p>
+    <w:p>
+      <w:pPr>
+        <w:numPr>
+          <w:ilvl w:val="0"/>
+          <w:numId w:val="1005"/>
+        </w:numPr>
+        <w:pStyle w:val="Compact"/>
+      </w:pPr>
+      <w:r>
+        <w:t xml:space="preserve">Cost per wear rewards buying expensive things. When is that answer wrong? (A growing seventh grader, a one-time event, money you do not have this month.)</w:t>
+      </w:r>
+    </w:p>
+    <w:p>
+      <w:pPr>
+        <w:numPr>
+          <w:ilvl w:val="0"/>
+          <w:numId w:val="1005"/>
+        </w:numPr>
+        <w:pStyle w:val="Compact"/>
+      </w:pPr>
+      <w:r>
+        <w:t xml:space="preserve">You cannot know the number of wears before you buy. So what do you actually do with this formula?</w:t>
+      </w:r>
+    </w:p>
+    <w:p>
+      <w:pPr>
+        <w:numPr>
+          <w:ilvl w:val="0"/>
+          <w:numId w:val="1005"/>
+        </w:numPr>
+        <w:pStyle w:val="Compact"/>
+      </w:pPr>
+      <w:r>
+        <w:t xml:space="preserve">Which of the five quality factors can you check in a store in ten seconds? Which one can you only find out by washing it five times?</w:t>
+      </w:r>
+    </w:p>
+    <w:p>
+      <w:pPr>
+        <w:pStyle w:val="Heading2"/>
+      </w:pPr>
+      <w:bookmarkStart w:id="30" w:name="check-for-understanding"/>
+      <w:r>
+        <w:t xml:space="preserve">Check for understanding</w:t>
+      </w:r>
+      <w:bookmarkEnd w:id="30"/>
+    </w:p>
+    <w:p>
+      <w:pPr>
+        <w:pStyle w:val="FirstParagraph"/>
+      </w:pPr>
+      <w:r>
+        <w:t xml:space="preserve">Clipboard checklist during Step 3: for each student, a yes or no on</w:t>
+      </w:r>
+      <w:r>
+        <w:t xml:space="preserve"> </w:t>
+      </w:r>
+      <w:r>
+        <w:t xml:space="preserve">“</w:t>
+      </w:r>
+      <w:r>
+        <w:t xml:space="preserve">counted stitches per inch with the ruler on a seam,</w:t>
+      </w:r>
+      <w:r>
+        <w:t xml:space="preserve">”</w:t>
+      </w:r>
+      <w:r>
+        <w:t xml:space="preserve"> </w:t>
+      </w:r>
+      <w:r>
+        <w:t xml:space="preserve">“</w:t>
+      </w:r>
+      <w:r>
+        <w:t xml:space="preserve">named the seam type on at least one garment,</w:t>
+      </w:r>
+      <w:r>
+        <w:t xml:space="preserve">”</w:t>
+      </w:r>
+      <w:r>
+        <w:t xml:space="preserve"> </w:t>
+      </w:r>
+      <w:r>
+        <w:t xml:space="preserve">and</w:t>
+      </w:r>
+      <w:r>
+        <w:t xml:space="preserve"> </w:t>
+      </w:r>
+      <w:r>
+        <w:t xml:space="preserve">“</w:t>
+      </w:r>
+      <w:r>
+        <w:t xml:space="preserve">found one stress point and said whether it was reinforced.</w:t>
+      </w:r>
+      <w:r>
+        <w:t xml:space="preserve">”</w:t>
+      </w:r>
+      <w:r>
+        <w:t xml:space="preserve"> </w:t>
+      </w:r>
+      <w:r>
+        <w:t xml:space="preserve">Three yeses means the student is ready to inspect their own upcycle material in Lesson 5.16. A no on seam type gets a ten-second reteach with garment 4 in hand, where the fraying serged edge makes the point fast.</w:t>
       </w:r>
     </w:p>
     <w:p>
@@ -984,49 +1148,37 @@
         <w:pStyle w:val="BodyText"/>
       </w:pPr>
       <w:r>
-        <w:t xml:space="preserve">Deepen learning (why and how, tied to their lives):</w:t>
-      </w:r>
-      <w:r>
-        <w:t xml:space="preserve"> </w:t>
-      </w:r>
-      <w:r>
-        <w:t xml:space="preserve">- A $90 coat at $0.50 per wear or a $30 coat at $0.50 per wear. Same cost per wear. Which do you buy, and what else are you deciding about?</w:t>
-      </w:r>
-      <w:r>
-        <w:t xml:space="preserve"> </w:t>
-      </w:r>
-      <w:r>
-        <w:t xml:space="preserve">- Cost per wear rewards buying expensive things. When is that answer wrong? (A growing seventh grader, a one-time event, money you do not have this month.)</w:t>
-      </w:r>
-      <w:r>
-        <w:t xml:space="preserve"> </w:t>
-      </w:r>
-      <w:r>
-        <w:t xml:space="preserve">- You cannot know the number of wears before you buy. So what do you actually do with this formula?</w:t>
-      </w:r>
-      <w:r>
-        <w:t xml:space="preserve"> </w:t>
-      </w:r>
-      <w:r>
-        <w:t xml:space="preserve">- Which of the five quality factors can you check in a store in ten seconds? Which one can you only find out by washing it five times?</w:t>
+        <w:t xml:space="preserve">During Step 1, thumbs on each worked problem. Any thumb sideways on problem (b) means the division order is not solid; stop and redo it as</w:t>
+      </w:r>
+      <w:r>
+        <w:t xml:space="preserve"> </w:t>
+      </w:r>
+      <w:r>
+        <w:t xml:space="preserve">“</w:t>
+      </w:r>
+      <w:r>
+        <w:t xml:space="preserve">how many dollars for one wearing.</w:t>
+      </w:r>
+      <w:r>
+        <w:t xml:space="preserve">”</w:t>
       </w:r>
     </w:p>
     <w:p>
       <w:pPr>
         <w:pStyle w:val="Heading2"/>
       </w:pPr>
-      <w:bookmarkStart w:id="30" w:name="check-for-understanding"/>
-      <w:r>
-        <w:t xml:space="preserve">Check for understanding</w:t>
-      </w:r>
-      <w:bookmarkEnd w:id="30"/>
+      <w:bookmarkStart w:id="31" w:name="closure-time-3-min"/>
+      <w:r>
+        <w:t xml:space="preserve">Closure (Time: 3 min)</w:t>
+      </w:r>
+      <w:bookmarkEnd w:id="31"/>
     </w:p>
     <w:p>
       <w:pPr>
         <w:pStyle w:val="FirstParagraph"/>
       </w:pPr>
       <w:r>
-        <w:t xml:space="preserve">Clipboard checklist during Step 3: for each student, a yes or no on</w:t>
+        <w:t xml:space="preserve">3-2-1 exit card: 3 things you would check on a garment before buying it, 2 cost-per-wear numbers you computed today with their units, 1 item in your own closet you now think was a bad buy or a good buy, and why in six words. Three students read one line. Sort into</w:t>
       </w:r>
       <w:r>
         <w:t xml:space="preserve"> </w:t>
@@ -1035,7 +1187,7 @@
         <w:t xml:space="preserve">“</w:t>
       </w:r>
       <w:r>
-        <w:t xml:space="preserve">counted stitches per inch with the ruler on a seam,</w:t>
+        <w:t xml:space="preserve">got it</w:t>
       </w:r>
       <w:r>
         <w:t xml:space="preserve">”</w:t>
@@ -1044,19 +1196,22 @@
         <w:t xml:space="preserve"> </w:t>
       </w:r>
       <w:r>
+        <w:t xml:space="preserve">and</w:t>
+      </w:r>
+      <w:r>
+        <w:t xml:space="preserve"> </w:t>
+      </w:r>
+      <w:r>
         <w:t xml:space="preserve">“</w:t>
       </w:r>
       <w:r>
-        <w:t xml:space="preserve">named the seam type on at least one garment,</w:t>
+        <w:t xml:space="preserve">needs more</w:t>
       </w:r>
       <w:r>
         <w:t xml:space="preserve">”</w:t>
       </w:r>
       <w:r>
-        <w:t xml:space="preserve"> </w:t>
-      </w:r>
-      <w:r>
-        <w:t xml:space="preserve">and</w:t>
+        <w:t xml:space="preserve">; the</w:t>
       </w:r>
       <w:r>
         <w:t xml:space="preserve"> </w:t>
@@ -1065,7 +1220,7 @@
         <w:t xml:space="preserve">“</w:t>
       </w:r>
       <w:r>
-        <w:t xml:space="preserve">found one stress point and said whether it was reinforced.</w:t>
+        <w:t xml:space="preserve">needs more</w:t>
       </w:r>
       <w:r>
         <w:t xml:space="preserve">”</w:t>
@@ -1074,102 +1229,13 @@
         <w:t xml:space="preserve"> </w:t>
       </w:r>
       <w:r>
-        <w:t xml:space="preserve">Three yeses means the student is ready to inspect their own upcycle material in Lesson 5.16. A no on seam type gets a ten-second reteach with garment 4 in hand, where the fraying serged edge makes the point fast.</w:t>
-      </w:r>
-    </w:p>
-    <w:p>
-      <w:pPr>
-        <w:pStyle w:val="BodyText"/>
-      </w:pPr>
-      <w:r>
-        <w:t xml:space="preserve">During Step 1, thumbs on each worked problem. Any thumb sideways on problem (b) means the division order is not solid; stop and redo it as</w:t>
-      </w:r>
-      <w:r>
-        <w:t xml:space="preserve"> </w:t>
-      </w:r>
-      <w:r>
-        <w:t xml:space="preserve">“</w:t>
-      </w:r>
-      <w:r>
-        <w:t xml:space="preserve">how many dollars for one wearing.</w:t>
-      </w:r>
-      <w:r>
-        <w:t xml:space="preserve">”</w:t>
+        <w:t xml:space="preserve">pile decides whether Lesson 5.14 Day 2 opens with a 90-second cost-per-wear review before the Consumer Comparison Task, because that task requires the math.</w:t>
       </w:r>
     </w:p>
     <w:p>
       <w:pPr>
         <w:pStyle w:val="Heading2"/>
       </w:pPr>
-      <w:bookmarkStart w:id="31" w:name="closure-time-3-min"/>
-      <w:r>
-        <w:t xml:space="preserve">Closure (Time: 3 min)</w:t>
-      </w:r>
-      <w:bookmarkEnd w:id="31"/>
-    </w:p>
-    <w:p>
-      <w:pPr>
-        <w:pStyle w:val="FirstParagraph"/>
-      </w:pPr>
-      <w:r>
-        <w:t xml:space="preserve">3-2-1 exit card: 3 things you would check on a garment before buying it, 2 cost-per-wear numbers you computed today with their units, 1 item in your own closet you now think was a bad buy or a good buy, and why in six words. Three students read one line. Sort into</w:t>
-      </w:r>
-      <w:r>
-        <w:t xml:space="preserve"> </w:t>
-      </w:r>
-      <w:r>
-        <w:t xml:space="preserve">“</w:t>
-      </w:r>
-      <w:r>
-        <w:t xml:space="preserve">got it</w:t>
-      </w:r>
-      <w:r>
-        <w:t xml:space="preserve">”</w:t>
-      </w:r>
-      <w:r>
-        <w:t xml:space="preserve"> </w:t>
-      </w:r>
-      <w:r>
-        <w:t xml:space="preserve">and</w:t>
-      </w:r>
-      <w:r>
-        <w:t xml:space="preserve"> </w:t>
-      </w:r>
-      <w:r>
-        <w:t xml:space="preserve">“</w:t>
-      </w:r>
-      <w:r>
-        <w:t xml:space="preserve">needs more</w:t>
-      </w:r>
-      <w:r>
-        <w:t xml:space="preserve">”</w:t>
-      </w:r>
-      <w:r>
-        <w:t xml:space="preserve">; the</w:t>
-      </w:r>
-      <w:r>
-        <w:t xml:space="preserve"> </w:t>
-      </w:r>
-      <w:r>
-        <w:t xml:space="preserve">“</w:t>
-      </w:r>
-      <w:r>
-        <w:t xml:space="preserve">needs more</w:t>
-      </w:r>
-      <w:r>
-        <w:t xml:space="preserve">”</w:t>
-      </w:r>
-      <w:r>
-        <w:t xml:space="preserve"> </w:t>
-      </w:r>
-      <w:r>
-        <w:t xml:space="preserve">pile decides whether Lesson 5.14 Day 2 opens with a 90-second cost-per-wear review before the Consumer Comparison Task, because that task requires the math.</w:t>
-      </w:r>
-    </w:p>
-    <w:p>
-      <w:pPr>
-        <w:pStyle w:val="Heading2"/>
-      </w:pPr>
       <w:bookmarkStart w:id="32" w:name="differentiation-and-supports"/>
       <w:r>
         <w:t xml:space="preserve">Differentiation and supports</w:t>
@@ -1180,7 +1246,7 @@
       <w:pPr>
         <w:numPr>
           <w:ilvl w:val="0"/>
-          <w:numId w:val="1003"/>
+          <w:numId w:val="1006"/>
         </w:numPr>
         <w:pStyle w:val="Compact"/>
       </w:pPr>
@@ -1204,7 +1270,7 @@
       <w:pPr>
         <w:numPr>
           <w:ilvl w:val="0"/>
-          <w:numId w:val="1003"/>
+          <w:numId w:val="1006"/>
         </w:numPr>
         <w:pStyle w:val="Compact"/>
       </w:pPr>
@@ -1216,7 +1282,7 @@
       <w:pPr>
         <w:numPr>
           <w:ilvl w:val="0"/>
-          <w:numId w:val="1003"/>
+          <w:numId w:val="1006"/>
         </w:numPr>
         <w:pStyle w:val="Compact"/>
       </w:pPr>
@@ -1246,7 +1312,7 @@
       <w:pPr>
         <w:numPr>
           <w:ilvl w:val="0"/>
-          <w:numId w:val="1003"/>
+          <w:numId w:val="1006"/>
         </w:numPr>
         <w:pStyle w:val="Compact"/>
       </w:pPr>
@@ -1294,7 +1360,7 @@
       <w:pPr>
         <w:numPr>
           <w:ilvl w:val="0"/>
-          <w:numId w:val="1003"/>
+          <w:numId w:val="1006"/>
         </w:numPr>
         <w:pStyle w:val="Compact"/>
       </w:pPr>
@@ -1306,7 +1372,7 @@
       <w:pPr>
         <w:numPr>
           <w:ilvl w:val="0"/>
-          <w:numId w:val="1003"/>
+          <w:numId w:val="1006"/>
         </w:numPr>
         <w:pStyle w:val="Compact"/>
       </w:pPr>
@@ -1624,7 +1690,7 @@
       <w:pPr>
         <w:numPr>
           <w:ilvl w:val="0"/>
-          <w:numId w:val="1004"/>
+          <w:numId w:val="1007"/>
         </w:numPr>
         <w:pStyle w:val="Compact"/>
       </w:pPr>
@@ -1648,7 +1714,7 @@
       <w:pPr>
         <w:numPr>
           <w:ilvl w:val="0"/>
-          <w:numId w:val="1004"/>
+          <w:numId w:val="1007"/>
         </w:numPr>
         <w:pStyle w:val="Compact"/>
       </w:pPr>
@@ -1660,7 +1726,7 @@
       <w:pPr>
         <w:numPr>
           <w:ilvl w:val="0"/>
-          <w:numId w:val="1004"/>
+          <w:numId w:val="1007"/>
         </w:numPr>
         <w:pStyle w:val="Compact"/>
       </w:pPr>
@@ -1693,7 +1759,7 @@
       <w:pPr>
         <w:numPr>
           <w:ilvl w:val="0"/>
-          <w:numId w:val="1004"/>
+          <w:numId w:val="1007"/>
         </w:numPr>
         <w:pStyle w:val="Compact"/>
       </w:pPr>
@@ -1717,7 +1783,7 @@
       <w:pPr>
         <w:numPr>
           <w:ilvl w:val="0"/>
-          <w:numId w:val="1004"/>
+          <w:numId w:val="1007"/>
         </w:numPr>
         <w:pStyle w:val="Compact"/>
       </w:pPr>
@@ -1729,7 +1795,7 @@
       <w:pPr>
         <w:numPr>
           <w:ilvl w:val="0"/>
-          <w:numId w:val="1004"/>
+          <w:numId w:val="1007"/>
         </w:numPr>
         <w:pStyle w:val="Compact"/>
       </w:pPr>
@@ -1751,7 +1817,7 @@
       <w:pPr>
         <w:numPr>
           <w:ilvl w:val="0"/>
-          <w:numId w:val="1005"/>
+          <w:numId w:val="1008"/>
         </w:numPr>
         <w:pStyle w:val="Compact"/>
       </w:pPr>
@@ -1763,7 +1829,7 @@
       <w:pPr>
         <w:numPr>
           <w:ilvl w:val="0"/>
-          <w:numId w:val="1005"/>
+          <w:numId w:val="1008"/>
         </w:numPr>
         <w:pStyle w:val="Compact"/>
       </w:pPr>
@@ -1775,7 +1841,7 @@
       <w:pPr>
         <w:numPr>
           <w:ilvl w:val="0"/>
-          <w:numId w:val="1005"/>
+          <w:numId w:val="1008"/>
         </w:numPr>
         <w:pStyle w:val="Compact"/>
       </w:pPr>
@@ -1787,7 +1853,7 @@
       <w:pPr>
         <w:numPr>
           <w:ilvl w:val="0"/>
-          <w:numId w:val="1005"/>
+          <w:numId w:val="1008"/>
         </w:numPr>
         <w:pStyle w:val="Compact"/>
       </w:pPr>
@@ -1799,7 +1865,7 @@
       <w:pPr>
         <w:numPr>
           <w:ilvl w:val="0"/>
-          <w:numId w:val="1005"/>
+          <w:numId w:val="1008"/>
         </w:numPr>
         <w:pStyle w:val="Compact"/>
       </w:pPr>
@@ -1829,7 +1895,7 @@
       <w:pPr>
         <w:numPr>
           <w:ilvl w:val="0"/>
-          <w:numId w:val="1005"/>
+          <w:numId w:val="1008"/>
         </w:numPr>
         <w:pStyle w:val="Compact"/>
       </w:pPr>
@@ -1844,7 +1910,7 @@
       <w:pPr>
         <w:numPr>
           <w:ilvl w:val="0"/>
-          <w:numId w:val="1005"/>
+          <w:numId w:val="1008"/>
         </w:numPr>
         <w:pStyle w:val="Compact"/>
       </w:pPr>
@@ -2137,6 +2203,118 @@
       </w:pPr>
     </w:lvl>
   </w:abstractNum>
+  <w:abstractNum w:abstractNumId="99411">
+    <w:nsid w:val="71315dca"/>
+    <w:multiLevelType w:val="multilevel"/>
+    <w:lvl w:ilvl="0">
+      <w:start w:val="1"/>
+      <w:numFmt w:val="decimal"/>
+      <w:lvlText w:val="%1."/>
+      <w:lvlJc w:val="left"/>
+      <w:pPr>
+        <w:tabs>
+          <w:tab w:val="num" w:pos="0"/>
+        </w:tabs>
+        <w:ind w:left="480" w:hanging="480"/>
+      </w:pPr>
+    </w:lvl>
+    <w:lvl w:ilvl="1">
+      <w:start w:val="1"/>
+      <w:numFmt w:val="decimal"/>
+      <w:lvlText w:val="%2."/>
+      <w:lvlJc w:val="left"/>
+      <w:pPr>
+        <w:tabs>
+          <w:tab w:val="num" w:pos="720"/>
+        </w:tabs>
+        <w:ind w:left="1200" w:hanging="480"/>
+      </w:pPr>
+    </w:lvl>
+    <w:lvl w:ilvl="2">
+      <w:start w:val="1"/>
+      <w:numFmt w:val="decimal"/>
+      <w:lvlText w:val="%3."/>
+      <w:lvlJc w:val="left"/>
+      <w:pPr>
+        <w:tabs>
+          <w:tab w:val="num" w:pos="1440"/>
+        </w:tabs>
+        <w:ind w:left="1920" w:hanging="480"/>
+      </w:pPr>
+    </w:lvl>
+    <w:lvl w:ilvl="3">
+      <w:start w:val="1"/>
+      <w:numFmt w:val="decimal"/>
+      <w:lvlText w:val="%4."/>
+      <w:lvlJc w:val="left"/>
+      <w:pPr>
+        <w:tabs>
+          <w:tab w:val="num" w:pos="2160"/>
+        </w:tabs>
+        <w:ind w:left="2640" w:hanging="480"/>
+      </w:pPr>
+    </w:lvl>
+    <w:lvl w:ilvl="4">
+      <w:start w:val="1"/>
+      <w:numFmt w:val="decimal"/>
+      <w:lvlText w:val="%5."/>
+      <w:lvlJc w:val="left"/>
+      <w:pPr>
+        <w:tabs>
+          <w:tab w:val="num" w:pos="2880"/>
+        </w:tabs>
+        <w:ind w:left="3360" w:hanging="480"/>
+      </w:pPr>
+    </w:lvl>
+    <w:lvl w:ilvl="5">
+      <w:start w:val="1"/>
+      <w:numFmt w:val="decimal"/>
+      <w:lvlText w:val="%6."/>
+      <w:lvlJc w:val="left"/>
+      <w:pPr>
+        <w:tabs>
+          <w:tab w:val="num" w:pos="3600"/>
+        </w:tabs>
+        <w:ind w:left="4080" w:hanging="480"/>
+      </w:pPr>
+    </w:lvl>
+    <w:lvl w:ilvl="6">
+      <w:start w:val="1"/>
+      <w:numFmt w:val="decimal"/>
+      <w:lvlText w:val="%7."/>
+      <w:lvlJc w:val="left"/>
+      <w:pPr>
+        <w:tabs>
+          <w:tab w:val="num" w:pos="4320"/>
+        </w:tabs>
+        <w:ind w:left="4800" w:hanging="480"/>
+      </w:pPr>
+    </w:lvl>
+    <w:lvl w:ilvl="7">
+      <w:start w:val="1"/>
+      <w:numFmt w:val="decimal"/>
+      <w:lvlText w:val="%8."/>
+      <w:lvlJc w:val="left"/>
+      <w:pPr>
+        <w:tabs>
+          <w:tab w:val="num" w:pos="5040"/>
+        </w:tabs>
+        <w:ind w:left="5520" w:hanging="480"/>
+      </w:pPr>
+    </w:lvl>
+    <w:lvl w:ilvl="8">
+      <w:start w:val="1"/>
+      <w:numFmt w:val="decimal"/>
+      <w:lvlText w:val="%9."/>
+      <w:lvlJc w:val="left"/>
+      <w:pPr>
+        <w:tabs>
+          <w:tab w:val="num" w:pos="5760"/>
+        </w:tabs>
+        <w:ind w:left="6240" w:hanging="480"/>
+      </w:pPr>
+    </w:lvl>
+  </w:abstractNum>
   <w:num w:numId="1000">
     <w:abstractNumId w:val="990"/>
   </w:num>
@@ -2144,7 +2322,34 @@
     <w:abstractNumId w:val="991"/>
   </w:num>
   <w:num w:numId="1002">
-    <w:abstractNumId w:val="991"/>
+    <w:abstractNumId w:val="99411"/>
+    <w:lvlOverride w:ilvl="0">
+      <w:startOverride w:val="1"/>
+    </w:lvlOverride>
+    <w:lvlOverride w:ilvl="1">
+      <w:startOverride w:val="1"/>
+    </w:lvlOverride>
+    <w:lvlOverride w:ilvl="2">
+      <w:startOverride w:val="1"/>
+    </w:lvlOverride>
+    <w:lvlOverride w:ilvl="3">
+      <w:startOverride w:val="1"/>
+    </w:lvlOverride>
+    <w:lvlOverride w:ilvl="4">
+      <w:startOverride w:val="1"/>
+    </w:lvlOverride>
+    <w:lvlOverride w:ilvl="5">
+      <w:startOverride w:val="1"/>
+    </w:lvlOverride>
+    <w:lvlOverride w:ilvl="6">
+      <w:startOverride w:val="1"/>
+    </w:lvlOverride>
+    <w:lvlOverride w:ilvl="7">
+      <w:startOverride w:val="1"/>
+    </w:lvlOverride>
+    <w:lvlOverride w:ilvl="8">
+      <w:startOverride w:val="1"/>
+    </w:lvlOverride>
   </w:num>
   <w:num w:numId="1003">
     <w:abstractNumId w:val="991"/>
@@ -2153,6 +2358,15 @@
     <w:abstractNumId w:val="991"/>
   </w:num>
   <w:num w:numId="1005">
+    <w:abstractNumId w:val="991"/>
+  </w:num>
+  <w:num w:numId="1006">
+    <w:abstractNumId w:val="991"/>
+  </w:num>
+  <w:num w:numId="1007">
+    <w:abstractNumId w:val="991"/>
+  </w:num>
+  <w:num w:numId="1008">
     <w:abstractNumId w:val="991"/>
   </w:num>
 </w:numbering>

--- a/downloads/teacher/04 Units/Unit 05 - Apparel and Textile Production and Design - Make It, Mend It, Wear It/Lesson 05.13 - Cost Per Wear and Quality Checks.docx
+++ b/downloads/teacher/04 Units/Unit 05 - Apparel and Textile Production and Design - Make It, Mend It, Wear It/Lesson 05.13 - Cost Per Wear and Quality Checks.docx
@@ -389,15 +389,6 @@
       <w:r>
         <w:t xml:space="preserve">Four garments for inspection, labeled 1 to 4, at least one clearly well made and one clearly not. Suggested set: a heavy cotton sweatshirt (double-needle seams, bar tacks at the pocket), a thin promotional t-shirt (single-needle, 7 stitches per inch, printed graphic already cracking), a pair of jeans (flat felled side seam, bar tacks at the pockets, a shank button), and a fast-fashion blouse with a loose button and a serged seam already fraying. Two of these are the sweatshirts from Lesson 5.12.</w:t>
       </w:r>
-      <w:r>
-        <w:t xml:space="preserve"> </w:t>
-      </w:r>
-      <w:r>
-        <w:rPr>
-          <w:rStyle w:val="TeacherNote"/>
-        </w:rPr>
-        <w:t xml:space="preserve">[Sal: your closet, the lost and found with permission, or a thrift run. The bad one teaches more than the good one.]</w:t>
-      </w:r>
     </w:p>
     <w:p>
       <w:pPr>
@@ -546,7 +537,7 @@
         <w:t xml:space="preserve">“</w:t>
       </w:r>
       <w:r>
-        <w:t xml:space="preserve">A pair of jeans costs $60 [update]. You wear them 200 times before they wear out. How much did each wearing cost you? Show the division.</w:t>
+        <w:t xml:space="preserve">A pair of jeans costs $60. You wear them 200 times before they wear out. How much did each wearing cost you? Show the division.</w:t>
       </w:r>
       <w:r>
         <w:t xml:space="preserve">”</w:t>
@@ -574,7 +565,7 @@
         <w:t xml:space="preserve">“</w:t>
       </w:r>
       <w:r>
-        <w:t xml:space="preserve">Now a $15 shirt [update] that you wore five times and then stopped wearing. Do that division in your head and tell me which one was expensive.</w:t>
+        <w:t xml:space="preserve">Now a $15 shirt that you wore five times and then stopped wearing. Do that division in your head and tell me which one was expensive.</w:t>
       </w:r>
       <w:r>
         <w:t xml:space="preserve">”</w:t>
@@ -712,7 +703,7 @@
               <w:t xml:space="preserve"> </w:t>
             </w:r>
             <w:r>
-              <w:t xml:space="preserve">All dollar figures marked [update].</w:t>
+              <w:t xml:space="preserve">All dollar figures to be refreshed before teaching.</w:t>
             </w:r>
           </w:p>
         </w:tc>
@@ -865,7 +856,7 @@
               <w:jc w:val="left"/>
             </w:pPr>
             <w:r>
-              <w:t xml:space="preserve">Slide 12. Put two garments side by side on the board with prices: garment 2 (the thin t-shirt, $8 [update]) and garment 1 (the heavy sweatshirt, $44 [update]). Give the person: a student who walks to school and will wear it four days a week for two winters. Ask for the wears estimate and the two cost-per-wear numbers, then the verdict. Then flip it: give a person who needs a shirt for one concert. Ask again. Name the point out loud: cost per wear only answers the question once you know who is wearing it and how often.</w:t>
+              <w:t xml:space="preserve">Slide 12. Put two garments side by side on the board with prices: garment 2 (the thin t-shirt, $8) and garment 1 (the heavy sweatshirt, $44). Give the person: a student who walks to school and will wear it four days a week for two winters. Ask for the wears estimate and the two cost-per-wear numbers, then the verdict. Then flip it: give a person who needs a shirt for one concert. Ask again. Name the point out loud: cost per wear only answers the question once you know who is wearing it and how often.</w:t>
             </w:r>
           </w:p>
         </w:tc>
@@ -945,14 +936,6 @@
       </w:pPr>
       <w:r>
         <w:t xml:space="preserve">Day total: 5 (the do now) plus 8 plus 9 plus 10 plus 5 plus 3 = 40 minutes.</w:t>
-      </w:r>
-    </w:p>
-    <w:p>
-      <w:pPr>
-        <w:pStyle w:val="BodyText"/>
-      </w:pPr>
-      <w:r>
-        <w:t xml:space="preserve">Total: 5 plus 8 plus 9 plus 10 plus 5 plus 3 = 40 minutes.</w:t>
       </w:r>
     </w:p>
     <w:p>
@@ -1745,15 +1728,6 @@
       <w:r>
         <w:t xml:space="preserve">, section 2.</w:t>
       </w:r>
-      <w:r>
-        <w:t xml:space="preserve"> </w:t>
-      </w:r>
-      <w:r>
-        <w:rPr>
-          <w:rStyle w:val="TeacherNote"/>
-        </w:rPr>
-        <w:t xml:space="preserve">[Sal: confirm against the NYSED PDF.]</w:t>
-      </w:r>
     </w:p>
     <w:p>
       <w:pPr>
@@ -1788,7 +1762,7 @@
         <w:pStyle w:val="Compact"/>
       </w:pPr>
       <w:r>
-        <w:t xml:space="preserve">Cost per wear is a common consumer-education calculation, not a standard; the three worked figures on the handout are written for this lesson and marked [update].</w:t>
+        <w:t xml:space="preserve">Cost per wear is a common consumer-education calculation, not a standard; the three worked figures on the handout are written for this lesson and to be refreshed before teaching.</w:t>
       </w:r>
     </w:p>
     <w:p>
@@ -1889,21 +1863,6 @@
       </w:r>
       <w:r>
         <w:t xml:space="preserve">card.</w:t>
-      </w:r>
-    </w:p>
-    <w:p>
-      <w:pPr>
-        <w:numPr>
-          <w:ilvl w:val="0"/>
-          <w:numId w:val="1008"/>
-        </w:numPr>
-        <w:pStyle w:val="Compact"/>
-      </w:pPr>
-      <w:r>
-        <w:rPr>
-          <w:rStyle w:val="TeacherNote"/>
-        </w:rPr>
-        <w:t xml:space="preserve">[Sal: your Skittles trading game taught transaction fees, and your ClassroomStreet budget work taught money in and money out. Cost per wear is the same idea, the true cost of a thing, applied to a closet. Name the connection out loud; students remember the Skittles.]</w:t>
       </w:r>
     </w:p>
     <w:p>
